--- a/dossier-conformite-2026/livrables/03_Parcours_stagiaire/EVAL-10_Evaluations_et_insertion.docx
+++ b/dossier-conformite-2026/livrables/03_Parcours_stagiaire/EVAL-10_Evaluations_et_insertion.docx
@@ -16,7 +16,7 @@
       <w:r>
         <w:rPr>
           <w:b/>
-          <w:color w:val="C9A94D"/>
+          <w:color w:val="8A6D1F"/>
           <w:sz w:val="28"/>
         </w:rPr>
         <w:t>À chaud • À froid • Insertion à 6 mois (Qualiopi indicateurs 2, 30, 31, 32)</w:t>
@@ -143,6 +143,9 @@
         </w:tc>
       </w:tr>
       <w:tr>
+        <w:trPr>
+          <w:cantSplit w:val="true"/>
+        </w:trPr>
         <w:tc>
           <w:tcPr>
             <w:tcW w:type="dxa" w:w="5102"/>
@@ -192,10 +195,13 @@
         </w:tc>
       </w:tr>
       <w:tr>
+        <w:trPr>
+          <w:cantSplit w:val="true"/>
+        </w:trPr>
         <w:tc>
           <w:tcPr>
             <w:tcW w:type="dxa" w:w="5102"/>
-            <w:shd w:val="clear" w:color="auto" w:fill="F2F2F2"/>
+            <w:shd w:val="clear" w:color="auto" w:fill="E8EEF7"/>
           </w:tcPr>
           <w:p>
             <w:r/>
@@ -211,7 +217,7 @@
         <w:tc>
           <w:tcPr>
             <w:tcW w:type="dxa" w:w="1134"/>
-            <w:shd w:val="clear" w:color="auto" w:fill="F2F2F2"/>
+            <w:shd w:val="clear" w:color="auto" w:fill="E8EEF7"/>
           </w:tcPr>
           <w:p>
             <w:r/>
@@ -220,7 +226,7 @@
         <w:tc>
           <w:tcPr>
             <w:tcW w:type="dxa" w:w="1134"/>
-            <w:shd w:val="clear" w:color="auto" w:fill="F2F2F2"/>
+            <w:shd w:val="clear" w:color="auto" w:fill="E8EEF7"/>
           </w:tcPr>
           <w:p>
             <w:r/>
@@ -229,7 +235,7 @@
         <w:tc>
           <w:tcPr>
             <w:tcW w:type="dxa" w:w="1134"/>
-            <w:shd w:val="clear" w:color="auto" w:fill="F2F2F2"/>
+            <w:shd w:val="clear" w:color="auto" w:fill="E8EEF7"/>
           </w:tcPr>
           <w:p>
             <w:r/>
@@ -238,7 +244,7 @@
         <w:tc>
           <w:tcPr>
             <w:tcW w:type="dxa" w:w="1134"/>
-            <w:shd w:val="clear" w:color="auto" w:fill="F2F2F2"/>
+            <w:shd w:val="clear" w:color="auto" w:fill="E8EEF7"/>
           </w:tcPr>
           <w:p>
             <w:r/>
@@ -246,6 +252,9 @@
         </w:tc>
       </w:tr>
       <w:tr>
+        <w:trPr>
+          <w:cantSplit w:val="true"/>
+        </w:trPr>
         <w:tc>
           <w:tcPr>
             <w:tcW w:type="dxa" w:w="5102"/>
@@ -295,10 +304,13 @@
         </w:tc>
       </w:tr>
       <w:tr>
+        <w:trPr>
+          <w:cantSplit w:val="true"/>
+        </w:trPr>
         <w:tc>
           <w:tcPr>
             <w:tcW w:type="dxa" w:w="5102"/>
-            <w:shd w:val="clear" w:color="auto" w:fill="F2F2F2"/>
+            <w:shd w:val="clear" w:color="auto" w:fill="E8EEF7"/>
           </w:tcPr>
           <w:p>
             <w:r/>
@@ -314,7 +326,7 @@
         <w:tc>
           <w:tcPr>
             <w:tcW w:type="dxa" w:w="1134"/>
-            <w:shd w:val="clear" w:color="auto" w:fill="F2F2F2"/>
+            <w:shd w:val="clear" w:color="auto" w:fill="E8EEF7"/>
           </w:tcPr>
           <w:p>
             <w:r/>
@@ -323,7 +335,7 @@
         <w:tc>
           <w:tcPr>
             <w:tcW w:type="dxa" w:w="1134"/>
-            <w:shd w:val="clear" w:color="auto" w:fill="F2F2F2"/>
+            <w:shd w:val="clear" w:color="auto" w:fill="E8EEF7"/>
           </w:tcPr>
           <w:p>
             <w:r/>
@@ -332,7 +344,7 @@
         <w:tc>
           <w:tcPr>
             <w:tcW w:type="dxa" w:w="1134"/>
-            <w:shd w:val="clear" w:color="auto" w:fill="F2F2F2"/>
+            <w:shd w:val="clear" w:color="auto" w:fill="E8EEF7"/>
           </w:tcPr>
           <w:p>
             <w:r/>
@@ -341,7 +353,7 @@
         <w:tc>
           <w:tcPr>
             <w:tcW w:type="dxa" w:w="1134"/>
-            <w:shd w:val="clear" w:color="auto" w:fill="F2F2F2"/>
+            <w:shd w:val="clear" w:color="auto" w:fill="E8EEF7"/>
           </w:tcPr>
           <w:p>
             <w:r/>
@@ -349,6 +361,9 @@
         </w:tc>
       </w:tr>
       <w:tr>
+        <w:trPr>
+          <w:cantSplit w:val="true"/>
+        </w:trPr>
         <w:tc>
           <w:tcPr>
             <w:tcW w:type="dxa" w:w="5102"/>
@@ -398,10 +413,13 @@
         </w:tc>
       </w:tr>
       <w:tr>
+        <w:trPr>
+          <w:cantSplit w:val="true"/>
+        </w:trPr>
         <w:tc>
           <w:tcPr>
             <w:tcW w:type="dxa" w:w="5102"/>
-            <w:shd w:val="clear" w:color="auto" w:fill="F2F2F2"/>
+            <w:shd w:val="clear" w:color="auto" w:fill="E8EEF7"/>
           </w:tcPr>
           <w:p>
             <w:r/>
@@ -417,7 +435,7 @@
         <w:tc>
           <w:tcPr>
             <w:tcW w:type="dxa" w:w="1134"/>
-            <w:shd w:val="clear" w:color="auto" w:fill="F2F2F2"/>
+            <w:shd w:val="clear" w:color="auto" w:fill="E8EEF7"/>
           </w:tcPr>
           <w:p>
             <w:r/>
@@ -426,7 +444,7 @@
         <w:tc>
           <w:tcPr>
             <w:tcW w:type="dxa" w:w="1134"/>
-            <w:shd w:val="clear" w:color="auto" w:fill="F2F2F2"/>
+            <w:shd w:val="clear" w:color="auto" w:fill="E8EEF7"/>
           </w:tcPr>
           <w:p>
             <w:r/>
@@ -435,7 +453,7 @@
         <w:tc>
           <w:tcPr>
             <w:tcW w:type="dxa" w:w="1134"/>
-            <w:shd w:val="clear" w:color="auto" w:fill="F2F2F2"/>
+            <w:shd w:val="clear" w:color="auto" w:fill="E8EEF7"/>
           </w:tcPr>
           <w:p>
             <w:r/>
@@ -444,7 +462,7 @@
         <w:tc>
           <w:tcPr>
             <w:tcW w:type="dxa" w:w="1134"/>
-            <w:shd w:val="clear" w:color="auto" w:fill="F2F2F2"/>
+            <w:shd w:val="clear" w:color="auto" w:fill="E8EEF7"/>
           </w:tcPr>
           <w:p>
             <w:r/>
@@ -452,6 +470,9 @@
         </w:tc>
       </w:tr>
       <w:tr>
+        <w:trPr>
+          <w:cantSplit w:val="true"/>
+        </w:trPr>
         <w:tc>
           <w:tcPr>
             <w:tcW w:type="dxa" w:w="5102"/>
@@ -501,10 +522,13 @@
         </w:tc>
       </w:tr>
       <w:tr>
+        <w:trPr>
+          <w:cantSplit w:val="true"/>
+        </w:trPr>
         <w:tc>
           <w:tcPr>
             <w:tcW w:type="dxa" w:w="5102"/>
-            <w:shd w:val="clear" w:color="auto" w:fill="F2F2F2"/>
+            <w:shd w:val="clear" w:color="auto" w:fill="E8EEF7"/>
           </w:tcPr>
           <w:p>
             <w:r/>
@@ -520,7 +544,7 @@
         <w:tc>
           <w:tcPr>
             <w:tcW w:type="dxa" w:w="1134"/>
-            <w:shd w:val="clear" w:color="auto" w:fill="F2F2F2"/>
+            <w:shd w:val="clear" w:color="auto" w:fill="E8EEF7"/>
           </w:tcPr>
           <w:p>
             <w:r/>
@@ -529,7 +553,7 @@
         <w:tc>
           <w:tcPr>
             <w:tcW w:type="dxa" w:w="1134"/>
-            <w:shd w:val="clear" w:color="auto" w:fill="F2F2F2"/>
+            <w:shd w:val="clear" w:color="auto" w:fill="E8EEF7"/>
           </w:tcPr>
           <w:p>
             <w:r/>
@@ -538,7 +562,7 @@
         <w:tc>
           <w:tcPr>
             <w:tcW w:type="dxa" w:w="1134"/>
-            <w:shd w:val="clear" w:color="auto" w:fill="F2F2F2"/>
+            <w:shd w:val="clear" w:color="auto" w:fill="E8EEF7"/>
           </w:tcPr>
           <w:p>
             <w:r/>
@@ -547,7 +571,7 @@
         <w:tc>
           <w:tcPr>
             <w:tcW w:type="dxa" w:w="1134"/>
-            <w:shd w:val="clear" w:color="auto" w:fill="F2F2F2"/>
+            <w:shd w:val="clear" w:color="auto" w:fill="E8EEF7"/>
           </w:tcPr>
           <w:p>
             <w:r/>
@@ -694,16 +718,17 @@
       <w:tblPr>
         <w:tblStyle w:val="TableGrid"/>
         <w:tblW w:type="auto" w:w="0"/>
+        <w:tblLayout w:type="fixed"/>
         <w:tblLook w:firstColumn="1" w:firstRow="1" w:lastColumn="0" w:lastRow="0" w:noHBand="0" w:noVBand="1" w:val="04A0"/>
       </w:tblPr>
       <w:tblGrid>
-        <w:gridCol w:w="9638"/>
+        <w:gridCol w:w="9639"/>
       </w:tblGrid>
       <w:tr>
         <w:tc>
           <w:tcPr>
             <w:tcW w:type="dxa" w:w="9638"/>
-            <w:shd w:val="clear" w:color="auto" w:fill="FBF6E9"/>
+            <w:shd w:val="clear" w:color="auto" w:fill="E8EEF7"/>
           </w:tcPr>
           <w:p>
             <w:r/>
@@ -711,9 +736,9 @@
               <w:rPr>
                 <w:b/>
                 <w:color w:val="1B3A6B"/>
-                <w:sz w:val="24"/>
+                <w:sz w:val="26"/>
               </w:rPr>
-              <w:t>🔒 RGPD / IA Act — points de conformité de ce document</w:t>
+              <w:t>RGPD et IA Act — points de conformité de ce document</w:t>
             </w:r>
           </w:p>
           <w:p>
@@ -768,12 +793,14 @@
     </w:pPr>
     <w:r>
       <w:rPr>
+        <w:color w:val="1B3A6B"/>
         <w:sz w:val="18"/>
       </w:rPr>
-      <w:t xml:space="preserve">EVAL-10  —  YEBA FORMATIONS — SIRET 814 622 262 00032 — Version 2026-10 — Page </w:t>
+      <w:t xml:space="preserve">EVAL-10   |   YEBA FORMATIONS — SIRET 814 622 262 00032 — Version 2026-10   |   Page </w:t>
     </w:r>
     <w:r>
       <w:rPr>
+        <w:color w:val="1B3A6B"/>
         <w:sz w:val="18"/>
       </w:rPr>
       <w:fldChar w:fldCharType="begin"/>
@@ -793,7 +820,7 @@
     <w:r>
       <w:drawing>
         <wp:inline xmlns:a="http://schemas.openxmlformats.org/drawingml/2006/main" xmlns:pic="http://schemas.openxmlformats.org/drawingml/2006/picture">
-          <wp:extent cx="676510" cy="576000"/>
+          <wp:extent cx="634228" cy="540000"/>
           <wp:docPr id="1" name="Picture 1"/>
           <wp:cNvGraphicFramePr>
             <a:graphicFrameLocks noChangeAspect="1"/>
@@ -814,7 +841,7 @@
                 <pic:spPr>
                   <a:xfrm>
                     <a:off x="0" y="0"/>
-                    <a:ext cx="676510" cy="576000"/>
+                    <a:ext cx="634228" cy="540000"/>
                   </a:xfrm>
                   <a:prstGeom prst="rect"/>
                 </pic:spPr>
@@ -826,10 +853,11 @@
     </w:r>
     <w:r>
       <w:rPr>
+        <w:b/>
         <w:color w:val="1B3A6B"/>
         <w:sz w:val="18"/>
       </w:rPr>
-      <w:t xml:space="preserve">    YEBA FORMATIONS  |  NDA 04973676397  |  Qualiopi 25FOR02027.1</w:t>
+      <w:t xml:space="preserve">     YEBA FORMATIONS   |   NDA 04973676397   |   Qualiopi 25FOR02027.1</w:t>
     </w:r>
   </w:p>
 </w:hdr>
@@ -1316,8 +1344,8 @@
       <w:rFonts w:asciiTheme="majorHAnsi" w:eastAsiaTheme="majorEastAsia" w:hAnsiTheme="majorHAnsi" w:cstheme="majorBidi" w:ascii="Arial" w:hAnsi="Arial"/>
       <w:b/>
       <w:bCs/>
-      <w:color w:val="C9A94D"/>
-      <w:sz w:val="26"/>
+      <w:color w:val="8A6D1F"/>
+      <w:sz w:val="28"/>
     </w:rPr>
   </w:style>
   <w:style w:type="paragraph" w:styleId="Heading4">
@@ -1735,6 +1763,10 @@
       </w:numPr>
       <w:contextualSpacing/>
     </w:pPr>
+    <w:rPr>
+      <w:rFonts w:ascii="Arial" w:hAnsi="Arial"/>
+      <w:sz w:val="24"/>
+    </w:rPr>
   </w:style>
   <w:style w:type="paragraph" w:styleId="ListBullet2">
     <w:name w:val="List Bullet 2"/>
@@ -1774,6 +1806,10 @@
       </w:numPr>
       <w:contextualSpacing/>
     </w:pPr>
+    <w:rPr>
+      <w:rFonts w:ascii="Arial" w:hAnsi="Arial"/>
+      <w:sz w:val="24"/>
+    </w:rPr>
   </w:style>
   <w:style w:type="paragraph" w:styleId="ListNumber2">
     <w:name w:val="List Number 2"/>
